--- a/policies/build/masters_hco/HCO.ROM.4_v2_master.docx
+++ b/policies/build/masters_hco/HCO.ROM.4_v2_master.docx
@@ -986,7 +986,7 @@
           <w:sz w:val="22"/>
           <w:szCs w:val="22"/>
         </w:rPr>
-        <w:t xml:space="preserve">Method note (from guidebook interpretation): The leader is conversant with the different statutory requirements as per the scope of services and takes measures to adhere to the same. The organisation conducts its functioning as a duly permitted legal entity under the relevant registering authority(s). The leader could develop a mechanism which ensures implementation of various requirements stated in the laws and regulations. There shall be a mechanism to regularly update any amendments in the prevailing laws of the land. A tracker sheet could be developed for this purpose. Applications to update statutory documents must be made in accordance with the timelines set out in the relevant laws/registration authority requirements to ensure ~ continuity of statutory compliances. Research, including clinical trials, shall be conducted in accordance with statutory norms.</w:t>
+        <w:t xml:space="preserve">Method note (from guidebook interpretation): The leader is conversant with the different statutory requirements as per the scope of services and takes measures to adhere to the same. The organisation conducts its functioning as a duly permitted legal entity under the relevant registering authority(s). The leader could develop a mechanism which ensures implementation of various requirements stated in the laws and regulations. There shall be a mechanism to regularly update any amendments in the prevailing laws of the land. A tracker sheet could be developed for this purpose. Applications to update statutory documents must be made in accordance with the timelines set out in the relevant laws/registration authority requirements to ensure continuity of statutory compliances. Research, including clinical trials, shall be conducted in accordance with statutory norms.</w:t>
       </w:r>
     </w:p>
     <w:p>

--- a/policies/build/masters_hco/HCO.ROM.4_v2_master.docx
+++ b/policies/build/masters_hco/HCO.ROM.4_v2_master.docx
@@ -773,7 +773,7 @@
           <w:sz w:val="22"/>
           <w:szCs w:val="22"/>
         </w:rPr>
-        <w:t xml:space="preserve">Boundaries: do not copy SHCO equivalent-chapter wording. Do not overwrite HCO AAC, COP, MOM, PRE, IPC or PSQ policies. Spell out abbreviations on first use in training materials. OE counts/levels/asterisks stay with the official portal Standards PDF. Method notes come from the Guidebook Interpretation paragraphs (scanned PDF md5 2c4489ee98de4ae9b49cba168ea9f42a).</w:t>
+        <w:t xml:space="preserve">Boundaries: do not overwrite HCO AAC, COP, MOM, PRE, IPC or PSQ policies. Spell out abbreviations on first use in training materials. OE counts/levels/asterisks stay with the official portal Standards PDF. Method notes come from the Guidebook Interpretation paragraphs (scanned PDF md5 2c4489ee98de4ae9b49cba168ea9f42a).</w:t>
       </w:r>
     </w:p>
     <w:p>
@@ -827,7 +827,7 @@
           <w:sz w:val="22"/>
           <w:szCs w:val="22"/>
         </w:rPr>
-        <w:t xml:space="preserve">1. Do not skip: The person heading the organisation has requisite and appropriate administrative qualifications and experie...</w:t>
+        <w:t xml:space="preserve">1. Do not skip: The person heading the organisation has requisite and appropriate administrative qualifications and...</w:t>
       </w:r>
     </w:p>
     <w:p>
@@ -839,7 +839,7 @@
           <w:sz w:val="22"/>
           <w:szCs w:val="22"/>
         </w:rPr>
-        <w:t xml:space="preserve">2. Do not skip: The leader is responsible for and complies with the laid-down and applicable legislations, regulations and ...</w:t>
+        <w:t xml:space="preserve">2. Do not skip: The leader is responsible for and complies with the laid-down and applicable legislations, regulations and...</w:t>
       </w:r>
     </w:p>
     <w:p>
@@ -851,7 +851,7 @@
           <w:sz w:val="22"/>
           <w:szCs w:val="22"/>
         </w:rPr>
-        <w:t xml:space="preserve">3. Do not skip: The leader appoints / participates in the recruitment of department leaders of the organisation who will as...</w:t>
+        <w:t xml:space="preserve">3. Do not skip: The leader appoints / participates in the recruitment of department leaders of the organisation who will...</w:t>
       </w:r>
     </w:p>
     <w:p>
@@ -905,7 +905,7 @@
         <w:spacing w:after="100" w:before="220"/>
       </w:pPr>
       <w:r>
-        <w:t xml:space="preserve">5.1 The person heading the organisation has requisite and appropriate adm...</w:t>
+        <w:t xml:space="preserve">5.1 The person heading the organisation has requisite and appropriate...</w:t>
       </w:r>
     </w:p>
     <w:p>
@@ -950,7 +950,7 @@
         <w:spacing w:after="100" w:before="220"/>
       </w:pPr>
       <w:r>
-        <w:t xml:space="preserve">5.2 The leader is responsible for and complies with the laid-down and app...</w:t>
+        <w:t xml:space="preserve">5.2 The leader is responsible for and complies with the laid-down and...</w:t>
       </w:r>
     </w:p>
     <w:p>
@@ -1007,7 +1007,7 @@
         <w:spacing w:after="100" w:before="220"/>
       </w:pPr>
       <w:r>
-        <w:t xml:space="preserve">5.3 The leader appoints / participates in the recruitment of department l...</w:t>
+        <w:t xml:space="preserve">5.3 The leader appoints / participates in the recruitment of department...</w:t>
       </w:r>
     </w:p>
     <w:p>
@@ -1052,7 +1052,7 @@
         <w:spacing w:after="100" w:before="220"/>
       </w:pPr>
       <w:r>
-        <w:t xml:space="preserve">5.4 The leader ensures that each organisational programme, service, site ...</w:t>
+        <w:t xml:space="preserve">5.4 The leader ensures that each organisational programme, service, site or...</w:t>
       </w:r>
     </w:p>
     <w:p>
@@ -1097,7 +1097,7 @@
         <w:spacing w:after="100" w:before="220"/>
       </w:pPr>
       <w:r>
-        <w:t xml:space="preserve">5.5 The performance of the organisation’s leader is reviewed for effectiv...</w:t>
+        <w:t xml:space="preserve">5.5 The performance of the organisation’s leader is reviewed for...</w:t>
       </w:r>
     </w:p>
     <w:p>
@@ -1143,6 +1143,20 @@
       </w:pPr>
       <w:r>
         <w:t xml:space="preserve">6. Governance and responsibility</w:t>
+      </w:r>
+    </w:p>
+    <w:p>
+      <w:pPr>
+        <w:spacing w:after="20" w:before="100"/>
+      </w:pPr>
+      <w:r>
+        <w:rPr>
+          <w:b/>
+          <w:bCs/>
+          <w:sz w:val="22"/>
+          <w:szCs w:val="22"/>
+        </w:rPr>
+        <w:t xml:space="preserve">Medical Superintendent</w:t>
       </w:r>
     </w:p>
     <w:p>
@@ -1159,7 +1173,7 @@
           <w:sz w:val="22"/>
           <w:szCs w:val="22"/>
         </w:rPr>
-        <w:t xml:space="preserve">Medical Superintendent</w:t>
+        <w:t xml:space="preserve">Accountable that ROM.4 is resourced and followed.</w:t>
       </w:r>
     </w:p>
     <w:p>
@@ -1176,7 +1190,21 @@
           <w:sz w:val="22"/>
           <w:szCs w:val="22"/>
         </w:rPr>
-        <w:t xml:space="preserve">Accountable that ROM.4 is resourced and followed.</w:t>
+        <w:t xml:space="preserve">Acts as the person heading the organisation unless «those responsible for governance» have appointed another leader.</w:t>
+      </w:r>
+    </w:p>
+    <w:p>
+      <w:pPr>
+        <w:spacing w:after="20" w:before="100"/>
+      </w:pPr>
+      <w:r>
+        <w:rPr>
+          <w:b/>
+          <w:bCs/>
+          <w:sz w:val="22"/>
+          <w:szCs w:val="22"/>
+        </w:rPr>
+        <w:t xml:space="preserve">Medical Superintendent</w:t>
       </w:r>
     </w:p>
     <w:p>
@@ -1193,7 +1221,21 @@
           <w:sz w:val="22"/>
           <w:szCs w:val="22"/>
         </w:rPr>
-        <w:t xml:space="preserve">Acts as the person heading the organisation unless «those responsible for governance» have appointed another leader.</w:t>
+        <w:t xml:space="preserve">Owns day-to-day implementation and records for this standard.</w:t>
+      </w:r>
+    </w:p>
+    <w:p>
+      <w:pPr>
+        <w:spacing w:after="20" w:before="100"/>
+      </w:pPr>
+      <w:r>
+        <w:rPr>
+          <w:b/>
+          <w:bCs/>
+          <w:sz w:val="22"/>
+          <w:szCs w:val="22"/>
+        </w:rPr>
+        <w:t xml:space="preserve">those responsible for governance</w:t>
       </w:r>
     </w:p>
     <w:p>
@@ -1210,7 +1252,21 @@
           <w:sz w:val="22"/>
           <w:szCs w:val="22"/>
         </w:rPr>
-        <w:t xml:space="preserve">Medical Superintendent</w:t>
+        <w:t xml:space="preserve">Hold the duties ROM.1 assigns to the governing entity.</w:t>
+      </w:r>
+    </w:p>
+    <w:p>
+      <w:pPr>
+        <w:spacing w:after="20" w:before="100"/>
+      </w:pPr>
+      <w:r>
+        <w:rPr>
+          <w:b/>
+          <w:bCs/>
+          <w:sz w:val="22"/>
+          <w:szCs w:val="22"/>
+        </w:rPr>
+        <w:t xml:space="preserve">Quality Coordinator</w:t>
       </w:r>
     </w:p>
     <w:p>
@@ -1227,7 +1283,21 @@
           <w:sz w:val="22"/>
           <w:szCs w:val="22"/>
         </w:rPr>
-        <w:t xml:space="preserve">Owns day-to-day implementation and records for this standard.</w:t>
+        <w:t xml:space="preserve">Audits this policy «quarterly»; holds training acknowledgements; supports dashboards and committee reviews as this standard requires.</w:t>
+      </w:r>
+    </w:p>
+    <w:p>
+      <w:pPr>
+        <w:spacing w:after="20" w:before="100"/>
+      </w:pPr>
+      <w:r>
+        <w:rPr>
+          <w:b/>
+          <w:bCs/>
+          <w:sz w:val="22"/>
+          <w:szCs w:val="22"/>
+        </w:rPr>
+        <w:t xml:space="preserve">departmental leaders</w:t>
       </w:r>
     </w:p>
     <w:p>
@@ -1244,7 +1314,28 @@
           <w:sz w:val="22"/>
           <w:szCs w:val="22"/>
         </w:rPr>
-        <w:t xml:space="preserve">those responsible for governance</w:t>
+        <w:t xml:space="preserve">Run the department-level duties this standard names.</w:t>
+      </w:r>
+    </w:p>
+    <w:p>
+      <w:pPr>
+        <w:pStyle w:val="Heading1"/>
+        <w:spacing w:after="120" w:before="280"/>
+      </w:pPr>
+      <w:r>
+        <w:t xml:space="preserve">7. Quality monitoring (RCA → CAPA)</w:t>
+      </w:r>
+    </w:p>
+    <w:p>
+      <w:pPr>
+        <w:spacing w:after="140"/>
+      </w:pPr>
+      <w:r>
+        <w:rPr>
+          <w:sz w:val="22"/>
+          <w:szCs w:val="22"/>
+        </w:rPr>
+        <w:t xml:space="preserve">The Quality Coordinator audits this policy «quarterly». The audit reviews:</w:t>
       </w:r>
     </w:p>
     <w:p>
@@ -1261,7 +1352,7 @@
           <w:sz w:val="22"/>
           <w:szCs w:val="22"/>
         </w:rPr>
-        <w:t xml:space="preserve">Hold the duties ROM.1 assigns to the governing entity.</w:t>
+        <w:t xml:space="preserve">Records for a sample of this standard's objective elements, checked against the What-we-do steps.</w:t>
       </w:r>
     </w:p>
     <w:p>
@@ -1278,7 +1369,7 @@
           <w:sz w:val="22"/>
           <w:szCs w:val="22"/>
         </w:rPr>
-        <w:t xml:space="preserve">Quality Coordinator</w:t>
+        <w:t xml:space="preserve">CORE objective elements show no critical gaps in the sample.</w:t>
       </w:r>
     </w:p>
     <w:p>
@@ -1295,142 +1386,19 @@
           <w:sz w:val="22"/>
           <w:szCs w:val="22"/>
         </w:rPr>
-        <w:t xml:space="preserve">Audits this policy «quarterly»; holds training acknowledgements; supports dashboards and committee reviews as this standard requires.</w:t>
-      </w:r>
-    </w:p>
-    <w:p>
-      <w:pPr>
-        <w:pStyle w:val="ListParagraph"/>
-        <w:numPr>
-          <w:ilvl w:val="0"/>
-          <w:numId w:val="1"/>
-        </w:numPr>
-        <w:spacing w:after="60"/>
-      </w:pPr>
-      <w:r>
-        <w:rPr>
-          <w:sz w:val="22"/>
-          <w:szCs w:val="22"/>
-        </w:rPr>
-        <w:t xml:space="preserve">departmental leaders</w:t>
-      </w:r>
-    </w:p>
-    <w:p>
-      <w:pPr>
-        <w:pStyle w:val="ListParagraph"/>
-        <w:numPr>
-          <w:ilvl w:val="0"/>
-          <w:numId w:val="1"/>
-        </w:numPr>
-        <w:spacing w:after="60"/>
-      </w:pPr>
-      <w:r>
-        <w:rPr>
-          <w:sz w:val="22"/>
-          <w:szCs w:val="22"/>
-        </w:rPr>
-        <w:t xml:space="preserve">Run the department-level duties this standard names.</w:t>
-      </w:r>
-    </w:p>
-    <w:p>
-      <w:pPr>
-        <w:pStyle w:val="Heading1"/>
-        <w:spacing w:after="120" w:before="280"/>
-      </w:pPr>
-      <w:r>
-        <w:t xml:space="preserve">7. Quality monitoring (RCA → CAPA)</w:t>
-      </w:r>
-    </w:p>
-    <w:p>
-      <w:pPr>
-        <w:spacing w:after="140"/>
-      </w:pPr>
-      <w:r>
-        <w:rPr>
-          <w:sz w:val="22"/>
-          <w:szCs w:val="22"/>
-        </w:rPr>
-        <w:t xml:space="preserve">The Quality Coordinator audits this policy «quarterly».</w:t>
-      </w:r>
-    </w:p>
-    <w:p>
-      <w:pPr>
-        <w:spacing w:after="140"/>
-      </w:pPr>
-      <w:r>
-        <w:rPr>
-          <w:sz w:val="22"/>
-          <w:szCs w:val="22"/>
-        </w:rPr>
-        <w:t xml:space="preserve">What is monitored each quarter:</w:t>
-      </w:r>
-    </w:p>
-    <w:p>
-      <w:pPr>
-        <w:pStyle w:val="ListParagraph"/>
-        <w:numPr>
-          <w:ilvl w:val="0"/>
-          <w:numId w:val="1"/>
-        </w:numPr>
-        <w:spacing w:after="60"/>
-      </w:pPr>
-      <w:r>
-        <w:rPr>
-          <w:sz w:val="22"/>
-          <w:szCs w:val="22"/>
-        </w:rPr>
-        <w:t xml:space="preserve">Sample of records for each OE ROM.4.a–e.</w:t>
-      </w:r>
-    </w:p>
-    <w:p>
-      <w:pPr>
-        <w:pStyle w:val="ListParagraph"/>
-        <w:numPr>
-          <w:ilvl w:val="0"/>
-          <w:numId w:val="1"/>
-        </w:numPr>
-        <w:spacing w:after="60"/>
-      </w:pPr>
-      <w:r>
-        <w:rPr>
-          <w:sz w:val="22"/>
-          <w:szCs w:val="22"/>
-        </w:rPr>
-        <w:t xml:space="preserve">Asterisked elements (none) have document evidence as required.</w:t>
-      </w:r>
-    </w:p>
-    <w:p>
-      <w:pPr>
-        <w:pStyle w:val="ListParagraph"/>
-        <w:numPr>
-          <w:ilvl w:val="0"/>
-          <w:numId w:val="1"/>
-        </w:numPr>
-        <w:spacing w:after="60"/>
-      </w:pPr>
-      <w:r>
-        <w:rPr>
-          <w:sz w:val="22"/>
-          <w:szCs w:val="22"/>
-        </w:rPr>
-        <w:t xml:space="preserve">CORE elements (b) show no critical gaps in the sample.</w:t>
-      </w:r>
-    </w:p>
-    <w:p>
-      <w:pPr>
-        <w:pStyle w:val="ListParagraph"/>
-        <w:numPr>
-          <w:ilvl w:val="0"/>
-          <w:numId w:val="1"/>
-        </w:numPr>
-        <w:spacing w:after="60"/>
-      </w:pPr>
-      <w:r>
-        <w:rPr>
-          <w:sz w:val="22"/>
-          <w:szCs w:val="22"/>
-        </w:rPr>
         <w:t xml:space="preserve">Stop-work events (if any) are logged with outcome.</w:t>
+      </w:r>
+    </w:p>
+    <w:p>
+      <w:pPr>
+        <w:spacing w:after="140"/>
+      </w:pPr>
+      <w:r>
+        <w:rPr>
+          <w:sz w:val="22"/>
+          <w:szCs w:val="22"/>
+        </w:rPr>
+        <w:t xml:space="preserve">Root-cause analysis is required when a gap found in this audit remains open beyond «90 days».</w:t>
       </w:r>
     </w:p>
     <w:p>
@@ -2991,7 +2959,7 @@
           <w:sz w:val="22"/>
           <w:szCs w:val="22"/>
         </w:rPr>
-        <w:t xml:space="preserve">Records showing ROM.4.a was followed for sampled cases.</w:t>
+        <w:t xml:space="preserve">Qualification certificates and CV of the person heading the organisation, on file.</w:t>
       </w:r>
     </w:p>
     <w:p>
@@ -3008,7 +2976,7 @@
           <w:sz w:val="22"/>
           <w:szCs w:val="22"/>
         </w:rPr>
-        <w:t xml:space="preserve">Written guidance / protocol referenced for this element (where required).</w:t>
+        <w:t xml:space="preserve">Governance record confirming the qualification/experience check at appointment.</w:t>
       </w:r>
     </w:p>
     <w:p>
@@ -3025,7 +2993,7 @@
           <w:sz w:val="22"/>
           <w:szCs w:val="22"/>
         </w:rPr>
-        <w:t xml:space="preserve">Audit sample notes for ROM.4.a reviewed «quarterly».</w:t>
+        <w:t xml:space="preserve">Updated record if the role-holder changes.</w:t>
       </w:r>
     </w:p>
     <w:p>
@@ -3051,7 +3019,7 @@
           <w:sz w:val="22"/>
           <w:szCs w:val="22"/>
         </w:rPr>
-        <w:t xml:space="preserve">Records showing ROM.4.b was followed for sampled cases.</w:t>
+        <w:t xml:space="preserve">Current applicable-legislation register for this hospital's legal form and services actually run.</w:t>
       </w:r>
     </w:p>
     <w:p>
@@ -3068,7 +3036,7 @@
           <w:sz w:val="22"/>
           <w:szCs w:val="22"/>
         </w:rPr>
-        <w:t xml:space="preserve">Written guidance / protocol referenced for this element (where required).</w:t>
+        <w:t xml:space="preserve">Evidence of compliance against each item on the register.</w:t>
       </w:r>
     </w:p>
     <w:p>
@@ -3085,7 +3053,16 @@
           <w:sz w:val="22"/>
           <w:szCs w:val="22"/>
         </w:rPr>
-        <w:t xml:space="preserve">Audit sample notes for ROM.4.b reviewed «quarterly».</w:t>
+        <w:t xml:space="preserve">Dated review or update record of the register.</w:t>
+      </w:r>
+    </w:p>
+    <w:p>
+      <w:pPr>
+        <w:pStyle w:val="Heading2"/>
+        <w:spacing w:after="100" w:before="220"/>
+      </w:pPr>
+      <w:r>
+        <w:t xml:space="preserve">ROM.4.c — The leader appoints / participates in the recruitment of department leaders of the organisation who will assist in the day-to-day functioning of the organisation.</w:t>
       </w:r>
     </w:p>
     <w:p>
@@ -3102,16 +3079,7 @@
           <w:sz w:val="22"/>
           <w:szCs w:val="22"/>
         </w:rPr>
-        <w:t xml:space="preserve">CORE-element sample with no critical gaps in the quarter under review.</w:t>
-      </w:r>
-    </w:p>
-    <w:p>
-      <w:pPr>
-        <w:pStyle w:val="Heading2"/>
-        <w:spacing w:after="100" w:before="220"/>
-      </w:pPr>
-      <w:r>
-        <w:t xml:space="preserve">ROM.4.c — The leader appoints / participates in the recruitment of department leaders of the organisation who will assist in the day-to-day functioning of the organisation.</w:t>
+        <w:t xml:space="preserve">Appointment file for each department leader showing the organisation-head's role in the decision.</w:t>
       </w:r>
     </w:p>
     <w:p>
@@ -3128,7 +3096,7 @@
           <w:sz w:val="22"/>
           <w:szCs w:val="22"/>
         </w:rPr>
-        <w:t xml:space="preserve">Records showing ROM.4.c was followed for sampled cases.</w:t>
+        <w:t xml:space="preserve">Current list of department leaders with appointment dates.</w:t>
       </w:r>
     </w:p>
     <w:p>
@@ -3145,7 +3113,16 @@
           <w:sz w:val="22"/>
           <w:szCs w:val="22"/>
         </w:rPr>
-        <w:t xml:space="preserve">Written guidance / protocol referenced for this element (where required).</w:t>
+        <w:t xml:space="preserve">Escalation record for any department without an identified leader.</w:t>
+      </w:r>
+    </w:p>
+    <w:p>
+      <w:pPr>
+        <w:pStyle w:val="Heading2"/>
+        <w:spacing w:after="100" w:before="220"/>
+      </w:pPr>
+      <w:r>
+        <w:t xml:space="preserve">ROM.4.d — The leader ensures that each organisational programme, service, site or department has effective leadership.</w:t>
       </w:r>
     </w:p>
     <w:p>
@@ -3162,16 +3139,7 @@
           <w:sz w:val="22"/>
           <w:szCs w:val="22"/>
         </w:rPr>
-        <w:t xml:space="preserve">Audit sample notes for ROM.4.c reviewed «quarterly».</w:t>
-      </w:r>
-    </w:p>
-    <w:p>
-      <w:pPr>
-        <w:pStyle w:val="Heading2"/>
-        <w:spacing w:after="100" w:before="220"/>
-      </w:pPr>
-      <w:r>
-        <w:t xml:space="preserve">ROM.4.d — The leader ensures that each organisational programme, service, site or department has effective leadership.</w:t>
+        <w:t xml:space="preserve">Leadership map naming a person, time allocation and reporting line for each programme, service, site or department.</w:t>
       </w:r>
     </w:p>
     <w:p>
@@ -3188,7 +3156,7 @@
           <w:sz w:val="22"/>
           <w:szCs w:val="22"/>
         </w:rPr>
-        <w:t xml:space="preserve">Records showing ROM.4.d was followed for sampled cases.</w:t>
+        <w:t xml:space="preserve">Vacancy-coverage record for any gap.</w:t>
       </w:r>
     </w:p>
     <w:p>
@@ -3205,7 +3173,16 @@
           <w:sz w:val="22"/>
           <w:szCs w:val="22"/>
         </w:rPr>
-        <w:t xml:space="preserve">Written guidance / protocol referenced for this element (where required).</w:t>
+        <w:t xml:space="preserve">Dated review of the leadership map.</w:t>
+      </w:r>
+    </w:p>
+    <w:p>
+      <w:pPr>
+        <w:pStyle w:val="Heading2"/>
+        <w:spacing w:after="100" w:before="220"/>
+      </w:pPr>
+      <w:r>
+        <w:t xml:space="preserve">ROM.4.e — The performance of the organisation’s leader is reviewed for effectiveness.</w:t>
       </w:r>
     </w:p>
     <w:p>
@@ -3222,16 +3199,7 @@
           <w:sz w:val="22"/>
           <w:szCs w:val="22"/>
         </w:rPr>
-        <w:t xml:space="preserve">Audit sample notes for ROM.4.d reviewed «quarterly».</w:t>
-      </w:r>
-    </w:p>
-    <w:p>
-      <w:pPr>
-        <w:pStyle w:val="Heading2"/>
-        <w:spacing w:after="100" w:before="220"/>
-      </w:pPr>
-      <w:r>
-        <w:t xml:space="preserve">ROM.4.e — The performance of the organisation’s leader is reviewed for effectiveness.</w:t>
+        <w:t xml:space="preserve">Dated annual performance-review record for the organisation's leader.</w:t>
       </w:r>
     </w:p>
     <w:p>
@@ -3248,7 +3216,7 @@
           <w:sz w:val="22"/>
           <w:szCs w:val="22"/>
         </w:rPr>
-        <w:t xml:space="preserve">Records showing ROM.4.e was followed for sampled cases.</w:t>
+        <w:t xml:space="preserve">Review criteria or method used.</w:t>
       </w:r>
     </w:p>
     <w:p>
@@ -3265,24 +3233,7 @@
           <w:sz w:val="22"/>
           <w:szCs w:val="22"/>
         </w:rPr>
-        <w:t xml:space="preserve">Written guidance / protocol referenced for this element (where required).</w:t>
-      </w:r>
-    </w:p>
-    <w:p>
-      <w:pPr>
-        <w:pStyle w:val="ListParagraph"/>
-        <w:numPr>
-          <w:ilvl w:val="0"/>
-          <w:numId w:val="1"/>
-        </w:numPr>
-        <w:spacing w:after="60"/>
-      </w:pPr>
-      <w:r>
-        <w:rPr>
-          <w:sz w:val="22"/>
-          <w:szCs w:val="22"/>
-        </w:rPr>
-        <w:t xml:space="preserve">Audit sample notes for ROM.4.e reviewed «quarterly».</w:t>
+        <w:t xml:space="preserve">Filed outcome and any follow-up action.</w:t>
       </w:r>
     </w:p>
     <w:p>

--- a/policies/build/masters_hco/HCO.ROM.4_v2_master.docx
+++ b/policies/build/masters_hco/HCO.ROM.4_v2_master.docx
@@ -692,7 +692,7 @@
           <w:sz w:val="22"/>
           <w:szCs w:val="22"/>
         </w:rPr>
-        <w:t xml:space="preserve">It covers objective elements ROM.4.a–e (5 elements).</w:t>
+        <w:t xml:space="preserve">This policy covers all 5 requirements under this standard, listed in detail below.</w:t>
       </w:r>
     </w:p>
     <w:p>
@@ -716,7 +716,7 @@
           <w:sz w:val="22"/>
           <w:szCs w:val="22"/>
         </w:rPr>
-        <w:t xml:space="preserve">This policy owns ROM.4. Related AAC, COP, MOM, PRE, IPC and PSQ duties stay with those policies — cross-reference only. Other ROM standards stay with their own policies.</w:t>
+        <w:t xml:space="preserve">This policy covers day-to-day leadership of the organisation specifically. Related duties — like patient assessment, clinical care, medication management, patient rights, infection control, or quality and safety monitoring — are covered in the hospital's other policies, not repeated here. Other ROM standards stay with their own policies.</w:t>
       </w:r>
     </w:p>
     <w:p>
@@ -761,19 +761,19 @@
           <w:sz w:val="22"/>
           <w:szCs w:val="22"/>
         </w:rPr>
-        <w:t xml:space="preserve">It covers 5 objective elements (ROM.4.a, ROM.4.b, ROM.4.c, ROM.4.d, ROM.4.e).</w:t>
-      </w:r>
-    </w:p>
-    <w:p>
-      <w:pPr>
-        <w:spacing w:after="140"/>
-      </w:pPr>
-      <w:r>
-        <w:rPr>
-          <w:sz w:val="22"/>
-          <w:szCs w:val="22"/>
-        </w:rPr>
-        <w:t xml:space="preserve">Boundaries: do not overwrite HCO AAC, COP, MOM, PRE, IPC or PSQ policies. Spell out abbreviations on first use in training materials. OE counts/levels/asterisks stay with the official portal Standards PDF. Method notes come from the Guidebook Interpretation paragraphs (scanned PDF md5 2c4489ee98de4ae9b49cba168ea9f42a).</w:t>
+        <w:t xml:space="preserve">This policy covers all 5 requirements under this standard, listed in detail below.</w:t>
+      </w:r>
+    </w:p>
+    <w:p>
+      <w:pPr>
+        <w:spacing w:after="140"/>
+      </w:pPr>
+      <w:r>
+        <w:rPr>
+          <w:sz w:val="22"/>
+          <w:szCs w:val="22"/>
+        </w:rPr>
+        <w:t xml:space="preserve">This policy covers day-to-day leadership of the organisation specifically. Related duties — like patient assessment, clinical care, medication management, patient rights, infection control, or quality and safety monitoring — are covered in the hospital's other policies, not repeated here. Spell out abbreviations on first use in training materials. OE counts/levels/asterisks stay with the official portal Standards PDF. Method notes come from the Guidebook Interpretation paragraphs (scanned PDF md5 2c4489ee98de4ae9b49cba168ea9f42a).</w:t>
       </w:r>
     </w:p>
     <w:p>
